--- a/Course proj/Отчет по курсовой работе .docx
+++ b/Course proj/Отчет по курсовой работе .docx
@@ -56,12 +56,21 @@
       </w:pPr>
       <w:bookmarkStart w:id="2" w:name="_heading=h.1fob9te" w:colFirst="0" w:colLast="0"/>
       <w:bookmarkEnd w:id="2"/>
+      <w:proofErr w:type="spellStart"/>
       <w:r>
         <w:rPr>
           <w:color w:val="A2A9B1"/>
           <w:lang w:val="ru-RU"/>
         </w:rPr>
-        <w:t>Авсейков Андрей Дмитриевич</w:t>
+        <w:t>Авсейков</w:t>
+      </w:r>
+      <w:proofErr w:type="spellEnd"/>
+      <w:r>
+        <w:rPr>
+          <w:color w:val="A2A9B1"/>
+          <w:lang w:val="ru-RU"/>
+        </w:rPr>
+        <w:t xml:space="preserve"> Андрей Дмитриевич</w:t>
       </w:r>
     </w:p>
     <w:p>
@@ -244,13 +253,7 @@
               <w:rPr>
                 <w:color w:val="000000"/>
               </w:rPr>
-              <w:t>И</w:t>
-            </w:r>
-            <w:r>
-              <w:rPr>
-                <w:color w:val="000000"/>
-              </w:rPr>
-              <w:t>сходный код программы</w:t>
+              <w:t>Исходный код программы</w:t>
             </w:r>
             <w:r>
               <w:rPr>
@@ -486,7 +489,15 @@
         <w:jc w:val="left"/>
       </w:pPr>
       <w:r>
-        <w:t>Необходимо реализовать консольное приложение, которое осуществляет считывание текстового файла csv, состоящего из строк следующего формата:</w:t>
+        <w:t xml:space="preserve">Необходимо реализовать консольное приложение, которое осуществляет считывание текстового файла </w:t>
+      </w:r>
+      <w:proofErr w:type="spellStart"/>
+      <w:r>
+        <w:t>csv</w:t>
+      </w:r>
+      <w:proofErr w:type="spellEnd"/>
+      <w:r>
+        <w:t>, состоящего из строк следующего формата:</w:t>
       </w:r>
     </w:p>
     <w:p>
@@ -499,12 +510,21 @@
           <w:lang w:val="en-US"/>
         </w:rPr>
       </w:pPr>
+      <w:proofErr w:type="gramStart"/>
       <w:r>
         <w:rPr>
           <w:b/>
           <w:lang w:val="en-US"/>
         </w:rPr>
-        <w:t>YEAR;MONTH;DAY;HOUR;MINUTE;TEMPERATURE</w:t>
+        <w:t>YEAR;MONTH</w:t>
+      </w:r>
+      <w:proofErr w:type="gramEnd"/>
+      <w:r>
+        <w:rPr>
+          <w:b/>
+          <w:lang w:val="en-US"/>
+        </w:rPr>
+        <w:t>;DAY;HOUR;MINUTE;TEMPERATURE</w:t>
       </w:r>
     </w:p>
     <w:p>
@@ -516,12 +536,22 @@
           <w:lang w:val="en-US"/>
         </w:rPr>
       </w:pPr>
+      <w:proofErr w:type="spellStart"/>
+      <w:proofErr w:type="gramStart"/>
       <w:r>
         <w:rPr>
           <w:lang w:val="en-US"/>
         </w:rPr>
-        <w:t>dddd;mm;dd;hh;mm;temperature</w:t>
-      </w:r>
+        <w:t>dddd;mm</w:t>
+      </w:r>
+      <w:proofErr w:type="gramEnd"/>
+      <w:r>
+        <w:rPr>
+          <w:lang w:val="en-US"/>
+        </w:rPr>
+        <w:t>;dd;hh;mm;temperature</w:t>
+      </w:r>
+      <w:proofErr w:type="spellEnd"/>
     </w:p>
     <w:p>
       <w:pPr>
@@ -529,8 +559,13 @@
         <w:spacing w:before="0" w:after="0"/>
         <w:jc w:val="left"/>
       </w:pPr>
-      <w:r>
-        <w:t>dddd - год 4 цифры</w:t>
+      <w:proofErr w:type="spellStart"/>
+      <w:r>
+        <w:t>dddd</w:t>
+      </w:r>
+      <w:proofErr w:type="spellEnd"/>
+      <w:r>
+        <w:t xml:space="preserve"> - год 4 цифры</w:t>
       </w:r>
     </w:p>
     <w:p>
@@ -539,8 +574,13 @@
         <w:spacing w:before="0" w:after="0"/>
         <w:jc w:val="left"/>
       </w:pPr>
-      <w:r>
-        <w:t>mm - месяц 2 цифры</w:t>
+      <w:proofErr w:type="spellStart"/>
+      <w:r>
+        <w:t>mm</w:t>
+      </w:r>
+      <w:proofErr w:type="spellEnd"/>
+      <w:r>
+        <w:t xml:space="preserve"> - месяц 2 цифры</w:t>
       </w:r>
     </w:p>
     <w:p>
@@ -549,8 +589,13 @@
         <w:spacing w:before="0" w:after="0"/>
         <w:jc w:val="left"/>
       </w:pPr>
-      <w:r>
-        <w:t>dd - день 2 цифры</w:t>
+      <w:proofErr w:type="spellStart"/>
+      <w:r>
+        <w:t>dd</w:t>
+      </w:r>
+      <w:proofErr w:type="spellEnd"/>
+      <w:r>
+        <w:t xml:space="preserve"> - день 2 цифры</w:t>
       </w:r>
     </w:p>
     <w:p>
@@ -559,8 +604,13 @@
         <w:spacing w:before="0" w:after="0"/>
         <w:jc w:val="left"/>
       </w:pPr>
-      <w:r>
-        <w:t>hh - часы 2 цифры</w:t>
+      <w:proofErr w:type="spellStart"/>
+      <w:r>
+        <w:t>hh</w:t>
+      </w:r>
+      <w:proofErr w:type="spellEnd"/>
+      <w:r>
+        <w:t xml:space="preserve"> - часы 2 цифры</w:t>
       </w:r>
     </w:p>
     <w:p>
@@ -569,8 +619,13 @@
         <w:spacing w:before="0" w:after="0"/>
         <w:jc w:val="left"/>
       </w:pPr>
-      <w:r>
-        <w:t>mm - минуты 2 цифры</w:t>
+      <w:proofErr w:type="spellStart"/>
+      <w:r>
+        <w:t>mm</w:t>
+      </w:r>
+      <w:proofErr w:type="spellEnd"/>
+      <w:r>
+        <w:t xml:space="preserve"> - минуты 2 цифры</w:t>
       </w:r>
     </w:p>
     <w:p>
@@ -579,8 +634,13 @@
         <w:spacing w:before="0" w:after="0"/>
         <w:jc w:val="left"/>
       </w:pPr>
-      <w:r>
-        <w:t>temperature - целое число от -99 до 99</w:t>
+      <w:proofErr w:type="spellStart"/>
+      <w:r>
+        <w:t>temperature</w:t>
+      </w:r>
+      <w:proofErr w:type="spellEnd"/>
+      <w:r>
+        <w:t xml:space="preserve"> - целое число от -99 до 99</w:t>
       </w:r>
     </w:p>
     <w:p>
@@ -600,7 +660,19 @@
         <w:jc w:val="left"/>
       </w:pPr>
       <w:r>
-        <w:t xml:space="preserve">В архиве  файле хранится статистика собранная датчиком температуры за 1 календарный год. Предполагается, что датчик собирал информацию не чаще чем 1 раз в минуту и сохранял в заданном формате каждое значение в текстовый файл с новой строки. </w:t>
+        <w:t xml:space="preserve">В </w:t>
+      </w:r>
+      <w:r>
+        <w:t>архиве файла</w:t>
+      </w:r>
+      <w:r>
+        <w:t xml:space="preserve"> хранится </w:t>
+      </w:r>
+      <w:r>
+        <w:t>статистика,</w:t>
+      </w:r>
+      <w:r>
+        <w:t xml:space="preserve"> собранная датчиком температуры за 1 календарный год. Предполагается, что датчик собирал информацию не чаще чем 1 раз в минуту и сохранял в заданном формате каждое значение в текстовый файл с новой строки. </w:t>
       </w:r>
     </w:p>
     <w:p>
@@ -610,10 +682,7 @@
         <w:jc w:val="left"/>
       </w:pPr>
       <w:r>
-        <w:t>В какой-то мом</w:t>
-      </w:r>
-      <w:r>
-        <w:t>ент времени датчик мог не работать, тогда данные поэтому периоду могут отсутствовать. Пример входного файла:</w:t>
+        <w:t>В какой-то момент времени датчик мог не работать, тогда данные поэтому периоду могут отсутствовать. Пример входного файла:</w:t>
       </w:r>
     </w:p>
     <w:p>
@@ -1587,12 +1656,25 @@
           <w:szCs w:val="28"/>
         </w:rPr>
       </w:pPr>
-      <w:r>
+    </w:p>
+    <w:p>
+      <w:pPr>
+        <w:widowControl w:val="0"/>
+        <w:spacing w:before="0" w:after="0"/>
+        <w:jc w:val="left"/>
         <w:rPr>
           <w:b/>
           <w:sz w:val="28"/>
           <w:szCs w:val="28"/>
         </w:rPr>
+      </w:pPr>
+      <w:r>
+        <w:rPr>
+          <w:b/>
+          <w:sz w:val="28"/>
+          <w:szCs w:val="28"/>
+        </w:rPr>
+        <w:lastRenderedPageBreak/>
         <w:t>Требования к обработке данных</w:t>
       </w:r>
     </w:p>
@@ -1603,7 +1685,6 @@
         <w:jc w:val="left"/>
       </w:pPr>
       <w:r>
-        <w:lastRenderedPageBreak/>
         <w:t>Необходимо вывести статистику по каждому месяцу, с учетом исходных данных:</w:t>
       </w:r>
     </w:p>
@@ -1743,10 +1824,7 @@
         <w:spacing w:before="0" w:after="0"/>
       </w:pPr>
       <w:r>
-        <w:t>минимальный набор поддерживаемых клю</w:t>
-      </w:r>
-      <w:r>
-        <w:t>чей:</w:t>
+        <w:t>минимальный набор поддерживаемых ключей:</w:t>
       </w:r>
     </w:p>
     <w:p>
@@ -1770,7 +1848,15 @@
         <w:spacing w:before="0" w:after="0"/>
       </w:pPr>
       <w:r>
-        <w:t>-f &lt;filename.csv&gt; входной файл csv для обработки.</w:t>
+        <w:t xml:space="preserve">-f &lt;filename.csv&gt; входной файл </w:t>
+      </w:r>
+      <w:proofErr w:type="spellStart"/>
+      <w:r>
+        <w:t>csv</w:t>
+      </w:r>
+      <w:proofErr w:type="spellEnd"/>
+      <w:r>
+        <w:t xml:space="preserve"> для обработки.</w:t>
       </w:r>
     </w:p>
     <w:p>
@@ -1794,11 +1880,13 @@
         <w:spacing w:before="0" w:after="0"/>
       </w:pPr>
       <w:r>
-        <w:t>е</w:t>
-      </w:r>
-      <w:r>
-        <w:t>сли нет параметров, то выдается help</w:t>
-      </w:r>
+        <w:t xml:space="preserve">если нет параметров, то выдается </w:t>
+      </w:r>
+      <w:proofErr w:type="spellStart"/>
+      <w:r>
+        <w:t>help</w:t>
+      </w:r>
+      <w:proofErr w:type="spellEnd"/>
     </w:p>
     <w:p>
       <w:pPr>
@@ -1832,10 +1920,23 @@
         <w:spacing w:before="0" w:after="0"/>
       </w:pPr>
       <w:r>
-        <w:t>Приложение должно корректно работать на любых входных данных, если формат csv файла не соответствует заданному, то необходимо указать номер строки файла csv, в которой обнаружена о</w:t>
-      </w:r>
-      <w:r>
-        <w:t>шибка и не учитывать данную строку.</w:t>
+        <w:t xml:space="preserve">Приложение должно корректно работать на любых входных данных, если формат </w:t>
+      </w:r>
+      <w:proofErr w:type="spellStart"/>
+      <w:r>
+        <w:t>csv</w:t>
+      </w:r>
+      <w:proofErr w:type="spellEnd"/>
+      <w:r>
+        <w:t xml:space="preserve"> файла не соответствует заданному, то необходимо указать номер строки файла </w:t>
+      </w:r>
+      <w:proofErr w:type="spellStart"/>
+      <w:r>
+        <w:t>csv</w:t>
+      </w:r>
+      <w:proofErr w:type="spellEnd"/>
+      <w:r>
+        <w:t>, в которой обнаружена ошибка и не учитывать данную строку.</w:t>
       </w:r>
     </w:p>
     <w:p>
@@ -1867,8 +1968,13 @@
         </w:numPr>
         <w:spacing w:before="0" w:after="0"/>
       </w:pPr>
-      <w:r>
-        <w:t>temperature_big.csv  — файл со статистикой за год</w:t>
+      <w:proofErr w:type="gramStart"/>
+      <w:r>
+        <w:t>temperature_big.csv  —</w:t>
+      </w:r>
+      <w:proofErr w:type="gramEnd"/>
+      <w:r>
+        <w:t xml:space="preserve"> файл со статистикой за год</w:t>
       </w:r>
     </w:p>
     <w:p>
@@ -1880,10 +1986,7 @@
         <w:spacing w:before="0" w:after="0"/>
       </w:pPr>
       <w:r>
-        <w:t>temperature_small.csv — укороченный файл с ошибками дл</w:t>
-      </w:r>
-      <w:r>
-        <w:t>я тестирования</w:t>
+        <w:t>temperature_small.csv — укороченный файл с ошибками для тестирования</w:t>
       </w:r>
     </w:p>
     <w:p>
@@ -1918,7 +2021,15 @@
         <w:spacing w:before="0" w:after="0"/>
       </w:pPr>
       <w:r>
-        <w:t>Приложение должно собираться при помощи утилиты make.</w:t>
+        <w:t xml:space="preserve">Приложение должно собираться при помощи утилиты </w:t>
+      </w:r>
+      <w:proofErr w:type="spellStart"/>
+      <w:r>
+        <w:t>make</w:t>
+      </w:r>
+      <w:proofErr w:type="spellEnd"/>
+      <w:r>
+        <w:t>.</w:t>
       </w:r>
     </w:p>
     <w:p>
@@ -1930,8 +2041,13 @@
         <w:spacing w:before="0" w:after="0"/>
       </w:pPr>
       <w:r>
-        <w:t>Все прототипы функций, используемые в приложении, должны быть вынесены в отдельный файл temp_functions.h</w:t>
-      </w:r>
+        <w:t xml:space="preserve">Все прототипы функций, используемые в приложении, должны быть вынесены в отдельный файл </w:t>
+      </w:r>
+      <w:proofErr w:type="spellStart"/>
+      <w:r>
+        <w:t>temp_functions.h</w:t>
+      </w:r>
+      <w:proofErr w:type="spellEnd"/>
     </w:p>
     <w:p>
       <w:pPr>
@@ -1942,8 +2058,13 @@
         <w:spacing w:before="0" w:after="0"/>
       </w:pPr>
       <w:r>
-        <w:t>Тексты функций — в файл temp_functions.c</w:t>
-      </w:r>
+        <w:t xml:space="preserve">Тексты функций — в файл </w:t>
+      </w:r>
+      <w:proofErr w:type="spellStart"/>
+      <w:r>
+        <w:t>temp_functions.c</w:t>
+      </w:r>
+      <w:proofErr w:type="spellEnd"/>
     </w:p>
     <w:p>
       <w:pPr>
@@ -1954,10 +2075,7 @@
         <w:spacing w:before="0" w:after="0"/>
       </w:pPr>
       <w:r>
-        <w:t>Для реали</w:t>
-      </w:r>
-      <w:r>
-        <w:t>зации приложения рекомендуется использовать массив из структурного типа данных для хранения показаний датчика.</w:t>
+        <w:t>Для реализации приложения рекомендуется использовать массив из структурного типа данных для хранения показаний датчика.</w:t>
       </w:r>
     </w:p>
     <w:p>
@@ -2015,16 +2133,7 @@
               <w:ind w:left="566" w:right="162" w:hanging="435"/>
             </w:pPr>
             <w:r>
-              <w:t>Ссылка на репозиторий (</w:t>
-            </w:r>
-            <w:r>
-              <w:rPr>
-                <w:i/>
-              </w:rPr>
-              <w:t>вставьте сюда ссылку на репозиторий вместо текста</w:t>
-            </w:r>
-            <w:r>
-              <w:t xml:space="preserve">) </w:t>
+              <w:t>https://github.com/sobakaipognal/D01-121/tree/main/Course%20proj</w:t>
             </w:r>
           </w:p>
         </w:tc>
@@ -2071,96 +2180,104 @@
             <w:shd w:val="clear" w:color="auto" w:fill="DCCDF3"/>
           </w:tcPr>
           <w:p>
-            <w:pPr>
-              <w:numPr>
-                <w:ilvl w:val="0"/>
-                <w:numId w:val="8"/>
-              </w:numPr>
-              <w:ind w:left="566" w:right="162" w:hanging="435"/>
-            </w:pPr>
-            <w:r>
-              <w:rPr>
-                <w:b/>
-                <w:i/>
-              </w:rPr>
-              <w:t>Инструкция по оформлению:</w:t>
-            </w:r>
-            <w:r>
-              <w:rPr>
-                <w:i/>
-              </w:rPr>
-              <w:t xml:space="preserve"> В этом блоке напишите из каких файлов состоит ваш проект, а также коротко назначение каждого файла.</w:t>
-            </w:r>
-            <w:r>
-              <w:t xml:space="preserve"> </w:t>
+            <w:r>
+              <w:t>Программа состоит из следующих файлов:</w:t>
+            </w:r>
+          </w:p>
+          <w:p>
+            <w:r>
+              <w:rPr>
+                <w:lang w:val="en-US"/>
+              </w:rPr>
+              <w:t>main</w:t>
+            </w:r>
+            <w:r>
+              <w:t xml:space="preserve">.c – основной файл программы с точкой входа, функцией </w:t>
+            </w:r>
+            <w:proofErr w:type="spellStart"/>
+            <w:r>
+              <w:t>main</w:t>
+            </w:r>
+            <w:proofErr w:type="spellEnd"/>
+            <w:r>
+              <w:t>. Содержит только логику запуска функций и обработку ключей, поступающих от командной строки;</w:t>
+            </w:r>
+          </w:p>
+          <w:p>
+            <w:proofErr w:type="spellStart"/>
+            <w:r>
+              <w:t>temp_function.h</w:t>
+            </w:r>
+            <w:proofErr w:type="spellEnd"/>
+            <w:r>
+              <w:t xml:space="preserve"> – файл прототипов функций программы</w:t>
+            </w:r>
+            <w:r>
+              <w:rPr>
+                <w:lang w:val="ru-RU"/>
+              </w:rPr>
+              <w:t xml:space="preserve"> и используемые структуры</w:t>
+            </w:r>
+            <w:r>
+              <w:t>;</w:t>
+            </w:r>
+          </w:p>
+          <w:p>
+            <w:proofErr w:type="spellStart"/>
+            <w:r>
+              <w:t>temp_function.c</w:t>
+            </w:r>
+            <w:proofErr w:type="spellEnd"/>
+            <w:r>
+              <w:t xml:space="preserve"> – файл описания функций программы;</w:t>
+            </w:r>
+          </w:p>
+          <w:p>
+            <w:proofErr w:type="spellStart"/>
+            <w:r>
+              <w:t>makefile</w:t>
+            </w:r>
+            <w:proofErr w:type="spellEnd"/>
+            <w:r>
+              <w:t xml:space="preserve"> – файл инструкция для утилиты сборки mingw32-make;</w:t>
+            </w:r>
+          </w:p>
+          <w:p>
+            <w:r>
+              <w:rPr>
+                <w:lang w:val="en-US"/>
+              </w:rPr>
+              <w:t>t</w:t>
+            </w:r>
+            <w:r>
+              <w:rPr>
+                <w:lang w:val="ru-RU"/>
+              </w:rPr>
+              <w:t>_</w:t>
+            </w:r>
+            <w:proofErr w:type="spellStart"/>
+            <w:r>
+              <w:rPr>
+                <w:lang w:val="en-US"/>
+              </w:rPr>
+              <w:t>sens</w:t>
+            </w:r>
+            <w:proofErr w:type="spellEnd"/>
+            <w:r>
+              <w:t>.</w:t>
+            </w:r>
+            <w:proofErr w:type="spellStart"/>
+            <w:r>
+              <w:t>exe</w:t>
+            </w:r>
+            <w:proofErr w:type="spellEnd"/>
+            <w:r>
+              <w:t xml:space="preserve"> – собранный исполняемый файл программы.</w:t>
             </w:r>
           </w:p>
         </w:tc>
       </w:tr>
     </w:tbl>
-    <w:p>
-      <w:pPr>
-        <w:rPr>
-          <w:b/>
-          <w:i/>
-        </w:rPr>
-      </w:pPr>
-    </w:p>
-    <w:p>
-      <w:pPr>
-        <w:rPr>
-          <w:b/>
-        </w:rPr>
-      </w:pPr>
-      <w:r>
-        <w:rPr>
-          <w:b/>
-          <w:i/>
-        </w:rPr>
-        <w:t>Пример оформления блока:</w:t>
-      </w:r>
-      <w:r>
-        <w:rPr>
-          <w:b/>
-        </w:rPr>
-        <w:t xml:space="preserve"> </w:t>
-      </w:r>
-    </w:p>
-    <w:p>
-      <w:r>
-        <w:t>Программа состоит из следующих файлов:</w:t>
-      </w:r>
-    </w:p>
-    <w:p>
-      <w:r>
-        <w:t>report.c – основной файл программы с точкой входа, функцией main. Содержит только логику запуска функций и обработку ключей, поступающих от командной строки;</w:t>
-      </w:r>
-    </w:p>
-    <w:p>
-      <w:r>
-        <w:t>temp_function.h – файл прототипов функций программы;</w:t>
-      </w:r>
-    </w:p>
-    <w:p>
-      <w:r>
-        <w:t>temp_f</w:t>
-      </w:r>
-      <w:r>
-        <w:t>unction.c – файл описания функций программы;</w:t>
-      </w:r>
-    </w:p>
-    <w:p>
-      <w:r>
-        <w:t>makefile – файл инструкция для утилиты сборки mingw32-make;</w:t>
-      </w:r>
-    </w:p>
-    <w:p>
-      <w:r>
-        <w:t>report.exe – собранный исполняемый файл программы.</w:t>
-      </w:r>
-    </w:p>
-    <w:p/>
-    <w:p/>
     <w:p/>
     <w:p>
       <w:pPr>
@@ -2169,7 +2286,6 @@
       <w:bookmarkStart w:id="7" w:name="_heading=h.1t3h5sf" w:colFirst="0" w:colLast="0"/>
       <w:bookmarkEnd w:id="7"/>
       <w:r>
-        <w:lastRenderedPageBreak/>
         <w:t>Описание работы программы</w:t>
       </w:r>
     </w:p>
@@ -2203,223 +2319,225 @@
           </w:tcPr>
           <w:p>
             <w:pPr>
+              <w:rPr>
+                <w:lang w:val="ru-RU"/>
+              </w:rPr>
+            </w:pPr>
+            <w:r>
+              <w:t xml:space="preserve">Программа является консольным приложением и </w:t>
+            </w:r>
+            <w:r>
+              <w:rPr>
+                <w:lang w:val="ru-RU"/>
+              </w:rPr>
+              <w:t>запускается</w:t>
+            </w:r>
+            <w:r>
+              <w:t xml:space="preserve"> из командной строки</w:t>
+            </w:r>
+            <w:r>
+              <w:rPr>
+                <w:lang w:val="ru-RU"/>
+              </w:rPr>
+              <w:t xml:space="preserve"> ОС </w:t>
+            </w:r>
+            <w:r>
+              <w:rPr>
+                <w:lang w:val="en-US"/>
+              </w:rPr>
+              <w:t>Windows</w:t>
+            </w:r>
+            <w:r>
+              <w:t>.</w:t>
+            </w:r>
+            <w:r>
+              <w:rPr>
+                <w:lang w:val="ru-RU"/>
+              </w:rPr>
+              <w:t xml:space="preserve"> </w:t>
+            </w:r>
+          </w:p>
+          <w:p>
+            <w:r>
+              <w:t>При запуске без указания ключей, программа кратко выведет информацию о своем назначении и предложении ввести ключ «-h» для получения инструкций.</w:t>
+            </w:r>
+          </w:p>
+          <w:p>
+            <w:r>
+              <w:t>Программа допускает применение следующих ключей:</w:t>
+            </w:r>
+          </w:p>
+          <w:p>
+            <w:pPr>
               <w:numPr>
                 <w:ilvl w:val="0"/>
-                <w:numId w:val="8"/>
+                <w:numId w:val="2"/>
               </w:numPr>
-              <w:ind w:left="566" w:right="162" w:hanging="435"/>
+              <w:spacing w:after="0"/>
             </w:pPr>
             <w:r>
-              <w:rPr>
-                <w:b/>
-                <w:i/>
-              </w:rPr>
-              <w:t>Инструкция по оформлению:</w:t>
-            </w:r>
-            <w:r>
-              <w:rPr>
-                <w:i/>
-              </w:rPr>
-              <w:t xml:space="preserve"> Опишите в этом блоке, как запустить программу, какие присутствуют команды и какие есть ключи.</w:t>
-            </w:r>
-            <w:r>
-              <w:t xml:space="preserve"> </w:t>
+              <w:t>«-h» - получение информации о возможных ключах запуска с кратким описанием их назначения;</w:t>
+            </w:r>
+          </w:p>
+          <w:p>
+            <w:pPr>
+              <w:numPr>
+                <w:ilvl w:val="0"/>
+                <w:numId w:val="2"/>
+              </w:numPr>
+              <w:spacing w:before="0" w:after="0"/>
+            </w:pPr>
+            <w:r>
+              <w:lastRenderedPageBreak/>
+              <w:t xml:space="preserve">«-f </w:t>
+            </w:r>
+            <w:proofErr w:type="spellStart"/>
+            <w:r>
+              <w:t>file_name</w:t>
+            </w:r>
+            <w:proofErr w:type="spellEnd"/>
+            <w:r>
+              <w:t xml:space="preserve">» - указание файла для обработки, где </w:t>
+            </w:r>
+            <w:proofErr w:type="spellStart"/>
+            <w:r>
+              <w:t>file_name</w:t>
+            </w:r>
+            <w:proofErr w:type="spellEnd"/>
+            <w:r>
+              <w:t xml:space="preserve"> – имя файла. Если в этом режиме не добавлена опция «-m», то выведется полная статистика по всему файлу;</w:t>
+            </w:r>
+          </w:p>
+          <w:p>
+            <w:pPr>
+              <w:numPr>
+                <w:ilvl w:val="0"/>
+                <w:numId w:val="2"/>
+              </w:numPr>
+              <w:spacing w:before="0"/>
+            </w:pPr>
+            <w:r>
+              <w:t xml:space="preserve">«-m </w:t>
+            </w:r>
+            <w:proofErr w:type="spellStart"/>
+            <w:r>
+              <w:t>xx</w:t>
+            </w:r>
+            <w:proofErr w:type="spellEnd"/>
+            <w:r>
+              <w:t xml:space="preserve">» - указание месяца для получения статистики по конкретному месяцу, где </w:t>
+            </w:r>
+            <w:proofErr w:type="spellStart"/>
+            <w:r>
+              <w:t>xx</w:t>
+            </w:r>
+            <w:proofErr w:type="spellEnd"/>
+            <w:r>
+              <w:t xml:space="preserve"> - месяц;</w:t>
+            </w:r>
+          </w:p>
+          <w:p>
+            <w:pPr>
+              <w:pStyle w:val="3"/>
+              <w:rPr>
+                <w:rFonts w:ascii="IBM Plex Sans Medium" w:eastAsia="IBM Plex Sans Medium" w:hAnsi="IBM Plex Sans Medium" w:cs="IBM Plex Sans Medium"/>
+                <w:sz w:val="24"/>
+                <w:szCs w:val="24"/>
+              </w:rPr>
+            </w:pPr>
+            <w:r>
+              <w:rPr>
+                <w:rFonts w:ascii="IBM Plex Sans Medium" w:eastAsia="IBM Plex Sans Medium" w:hAnsi="IBM Plex Sans Medium" w:cs="IBM Plex Sans Medium"/>
+                <w:sz w:val="24"/>
+                <w:szCs w:val="24"/>
+              </w:rPr>
+              <w:t>Примеры написания командной строки для запуска:</w:t>
+            </w:r>
+          </w:p>
+          <w:p>
+            <w:pPr>
+              <w:rPr>
+                <w:lang w:val="en-US"/>
+              </w:rPr>
+            </w:pPr>
+            <w:r>
+              <w:rPr>
+                <w:lang w:val="en-US"/>
+              </w:rPr>
+              <w:t xml:space="preserve">t_sens.exe -f </w:t>
+            </w:r>
+            <w:r>
+              <w:rPr>
+                <w:lang w:val="en-US"/>
+              </w:rPr>
+              <w:t>temperature_big</w:t>
+            </w:r>
+            <w:r>
+              <w:rPr>
+                <w:lang w:val="en-US"/>
+              </w:rPr>
+              <w:t>.csv</w:t>
+            </w:r>
+          </w:p>
+          <w:p>
+            <w:pPr>
+              <w:rPr>
+                <w:lang w:val="en-US"/>
+              </w:rPr>
+            </w:pPr>
+            <w:r>
+              <w:rPr>
+                <w:lang w:val="en-US"/>
+              </w:rPr>
+              <w:t>t_sens.exe -</w:t>
+            </w:r>
+            <w:r>
+              <w:rPr>
+                <w:lang w:val="en-US"/>
+              </w:rPr>
+              <w:t>h</w:t>
+            </w:r>
+          </w:p>
+          <w:p>
+            <w:pPr>
+              <w:rPr>
+                <w:lang w:val="en-US"/>
+              </w:rPr>
+            </w:pPr>
+            <w:r>
+              <w:rPr>
+                <w:lang w:val="en-US"/>
+              </w:rPr>
+              <w:t xml:space="preserve">t_sens.exe -f </w:t>
+            </w:r>
+            <w:r>
+              <w:rPr>
+                <w:lang w:val="en-US"/>
+              </w:rPr>
+              <w:t>temperature_</w:t>
+            </w:r>
+            <w:r>
+              <w:rPr>
+                <w:lang w:val="en-US"/>
+              </w:rPr>
+              <w:t>small</w:t>
+            </w:r>
+            <w:r>
+              <w:rPr>
+                <w:lang w:val="en-US"/>
+              </w:rPr>
+              <w:t>.csv</w:t>
+            </w:r>
+            <w:r>
+              <w:rPr>
+                <w:lang w:val="en-US"/>
+              </w:rPr>
+              <w:t xml:space="preserve"> -m 4</w:t>
             </w:r>
           </w:p>
         </w:tc>
       </w:tr>
     </w:tbl>
-    <w:p>
-      <w:pPr>
-        <w:rPr>
-          <w:b/>
-          <w:i/>
-        </w:rPr>
-      </w:pPr>
-    </w:p>
-    <w:p>
-      <w:r>
-        <w:rPr>
-          <w:b/>
-          <w:i/>
-        </w:rPr>
-        <w:t>Пример оформления блока:</w:t>
-      </w:r>
-      <w:r>
-        <w:rPr>
-          <w:i/>
-        </w:rPr>
-        <w:t xml:space="preserve"> </w:t>
-      </w:r>
-      <w:r>
-        <w:t xml:space="preserve"> </w:t>
-      </w:r>
-    </w:p>
-    <w:p>
-      <w:r>
-        <w:t>Программа является консольным приложением и рекомендуется запускать её из командной строки.</w:t>
-      </w:r>
-    </w:p>
-    <w:p>
-      <w:r>
-        <w:t>При запуске без указания ключей, програ</w:t>
-      </w:r>
-      <w:r>
-        <w:t>мма кратко выведет информацию о своем назначении и предложении ввести ключ «-h» для получения инструкций.</w:t>
-      </w:r>
-    </w:p>
-    <w:p>
-      <w:r>
-        <w:t>Программа допускает применение следующих ключей:</w:t>
-      </w:r>
-    </w:p>
-    <w:p>
-      <w:pPr>
-        <w:numPr>
-          <w:ilvl w:val="0"/>
-          <w:numId w:val="2"/>
-        </w:numPr>
-        <w:spacing w:after="0"/>
-      </w:pPr>
-      <w:r>
-        <w:t>«-h» - получение информации о возможных ключах запуска с кратким описанием их назначения;</w:t>
-      </w:r>
-    </w:p>
-    <w:p>
-      <w:pPr>
-        <w:numPr>
-          <w:ilvl w:val="0"/>
-          <w:numId w:val="2"/>
-        </w:numPr>
-        <w:spacing w:before="0" w:after="0"/>
-      </w:pPr>
-      <w:r>
-        <w:t>«-f file_na</w:t>
-      </w:r>
-      <w:r>
-        <w:t>me» - указание файла для обработки, где file_name – имя файла. Если в этом режиме не добавлена опция «-m», то выведется полная статистика по всему файлу;</w:t>
-      </w:r>
-    </w:p>
-    <w:p>
-      <w:pPr>
-        <w:numPr>
-          <w:ilvl w:val="0"/>
-          <w:numId w:val="2"/>
-        </w:numPr>
-        <w:spacing w:before="0"/>
-      </w:pPr>
-      <w:r>
-        <w:t>«-m xx» - указание месяца для получения статистики по конкретному месяцу, где xx - месяц;</w:t>
-      </w:r>
-    </w:p>
-    <w:p>
-      <w:pPr>
-        <w:pStyle w:val="3"/>
-        <w:rPr>
-          <w:rFonts w:ascii="IBM Plex Sans Medium" w:eastAsia="IBM Plex Sans Medium" w:hAnsi="IBM Plex Sans Medium" w:cs="IBM Plex Sans Medium"/>
-          <w:sz w:val="24"/>
-          <w:szCs w:val="24"/>
-        </w:rPr>
-      </w:pPr>
-      <w:bookmarkStart w:id="8" w:name="_heading=h.4d34og8" w:colFirst="0" w:colLast="0"/>
-      <w:bookmarkEnd w:id="8"/>
-      <w:r>
-        <w:rPr>
-          <w:rFonts w:ascii="IBM Plex Sans Medium" w:eastAsia="IBM Plex Sans Medium" w:hAnsi="IBM Plex Sans Medium" w:cs="IBM Plex Sans Medium"/>
-          <w:sz w:val="24"/>
-          <w:szCs w:val="24"/>
-        </w:rPr>
-        <w:t>Примеры напи</w:t>
-      </w:r>
-      <w:r>
-        <w:rPr>
-          <w:rFonts w:ascii="IBM Plex Sans Medium" w:eastAsia="IBM Plex Sans Medium" w:hAnsi="IBM Plex Sans Medium" w:cs="IBM Plex Sans Medium"/>
-          <w:sz w:val="24"/>
-          <w:szCs w:val="24"/>
-        </w:rPr>
-        <w:t>сания командной строки для запуска:</w:t>
-      </w:r>
-    </w:p>
-    <w:p>
-      <w:pPr>
-        <w:rPr>
-          <w:lang w:val="en-US"/>
-        </w:rPr>
-      </w:pPr>
-      <w:r>
-        <w:rPr>
-          <w:lang w:val="en-US"/>
-        </w:rPr>
-        <w:t>report</w:t>
-      </w:r>
-    </w:p>
-    <w:p>
-      <w:pPr>
-        <w:rPr>
-          <w:lang w:val="en-US"/>
-        </w:rPr>
-      </w:pPr>
-      <w:r>
-        <w:rPr>
-          <w:lang w:val="en-US"/>
-        </w:rPr>
-        <w:t>report –h</w:t>
-      </w:r>
-    </w:p>
-    <w:p>
-      <w:pPr>
-        <w:rPr>
-          <w:lang w:val="en-US"/>
-        </w:rPr>
-      </w:pPr>
-      <w:r>
-        <w:rPr>
-          <w:lang w:val="en-US"/>
-        </w:rPr>
-        <w:t>report –f small_file.csv</w:t>
-      </w:r>
-    </w:p>
-    <w:p>
-      <w:pPr>
-        <w:rPr>
-          <w:lang w:val="en-US"/>
-        </w:rPr>
-      </w:pPr>
-      <w:r>
-        <w:rPr>
-          <w:lang w:val="en-US"/>
-        </w:rPr>
-        <w:t>report –f big_file.csv –m 3</w:t>
-      </w:r>
-    </w:p>
-    <w:p>
-      <w:pPr>
-        <w:rPr>
-          <w:lang w:val="en-US"/>
-        </w:rPr>
-      </w:pPr>
-    </w:p>
-    <w:p>
-      <w:pPr>
-        <w:rPr>
-          <w:lang w:val="en-US"/>
-        </w:rPr>
-      </w:pPr>
-    </w:p>
-    <w:p>
-      <w:pPr>
-        <w:rPr>
-          <w:lang w:val="en-US"/>
-        </w:rPr>
-      </w:pPr>
-    </w:p>
-    <w:p>
-      <w:pPr>
-        <w:rPr>
-          <w:lang w:val="en-US"/>
-        </w:rPr>
-      </w:pPr>
-    </w:p>
     <w:p>
       <w:pPr>
         <w:rPr>
@@ -2434,219 +2552,15 @@
         <w:keepLines w:val="0"/>
         <w:spacing w:before="240" w:after="240" w:line="178" w:lineRule="auto"/>
       </w:pPr>
-      <w:bookmarkStart w:id="9" w:name="_heading=h.2s8eyo1" w:colFirst="0" w:colLast="0"/>
-      <w:bookmarkEnd w:id="9"/>
+      <w:bookmarkStart w:id="8" w:name="_heading=h.2s8eyo1" w:colFirst="0" w:colLast="0"/>
+      <w:bookmarkEnd w:id="8"/>
       <w:r>
         <w:rPr>
           <w:sz w:val="28"/>
           <w:szCs w:val="28"/>
         </w:rPr>
-        <w:lastRenderedPageBreak/>
         <w:t>Демонстрация работы программы</w:t>
       </w:r>
-    </w:p>
-    <w:tbl>
-      <w:tblPr>
-        <w:tblStyle w:val="a9"/>
-        <w:tblW w:w="9585" w:type="dxa"/>
-        <w:tblInd w:w="-3" w:type="dxa"/>
-        <w:tblBorders>
-          <w:top w:val="nil"/>
-          <w:left w:val="nil"/>
-          <w:bottom w:val="nil"/>
-          <w:right w:val="nil"/>
-          <w:insideH w:val="nil"/>
-          <w:insideV w:val="nil"/>
-        </w:tblBorders>
-        <w:tblLayout w:type="fixed"/>
-        <w:tblLook w:val="0400" w:firstRow="0" w:lastRow="0" w:firstColumn="0" w:lastColumn="0" w:noHBand="0" w:noVBand="1"/>
-      </w:tblPr>
-      <w:tblGrid>
-        <w:gridCol w:w="9585"/>
-      </w:tblGrid>
-      <w:tr>
-        <w:trPr>
-          <w:trHeight w:val="1132"/>
-        </w:trPr>
-        <w:tc>
-          <w:tcPr>
-            <w:tcW w:w="9585" w:type="dxa"/>
-            <w:shd w:val="clear" w:color="auto" w:fill="DCCDF3"/>
-          </w:tcPr>
-          <w:p>
-            <w:pPr>
-              <w:numPr>
-                <w:ilvl w:val="0"/>
-                <w:numId w:val="8"/>
-              </w:numPr>
-              <w:ind w:left="566" w:right="162" w:hanging="435"/>
-            </w:pPr>
-            <w:r>
-              <w:rPr>
-                <w:b/>
-                <w:i/>
-              </w:rPr>
-              <w:t>Инструкция по оформлению:</w:t>
-            </w:r>
-            <w:r>
-              <w:rPr>
-                <w:i/>
-              </w:rPr>
-              <w:t xml:space="preserve"> Прикрепите в окошке ниже следующие снимки работы программы: Подпишите каждый снимок. </w:t>
-            </w:r>
-          </w:p>
-          <w:p>
-            <w:pPr>
-              <w:numPr>
-                <w:ilvl w:val="1"/>
-                <w:numId w:val="8"/>
-              </w:numPr>
-              <w:ind w:right="162"/>
-            </w:pPr>
-            <w:r>
-              <w:t>Запуск программы с опцией «-h»</w:t>
-            </w:r>
-          </w:p>
-          <w:p>
-            <w:pPr>
-              <w:numPr>
-                <w:ilvl w:val="1"/>
-                <w:numId w:val="8"/>
-              </w:numPr>
-              <w:ind w:right="162"/>
-            </w:pPr>
-            <w:r>
-              <w:t>Запуск программы с указанием файла и опцией выбора месяца</w:t>
-            </w:r>
-          </w:p>
-          <w:p>
-            <w:pPr>
-              <w:numPr>
-                <w:ilvl w:val="1"/>
-                <w:numId w:val="8"/>
-              </w:numPr>
-              <w:ind w:right="162"/>
-            </w:pPr>
-            <w:r>
-              <w:t>Запуск программы с указанием имени файла</w:t>
-            </w:r>
-          </w:p>
-          <w:p>
-            <w:pPr>
-              <w:numPr>
-                <w:ilvl w:val="1"/>
-                <w:numId w:val="8"/>
-              </w:numPr>
-              <w:ind w:right="162"/>
-            </w:pPr>
-            <w:r>
-              <w:t>Другие дополнительные снимки (по желани</w:t>
-            </w:r>
-            <w:r>
-              <w:t>ю)</w:t>
-            </w:r>
-          </w:p>
-          <w:p>
-            <w:pPr>
-              <w:ind w:right="162"/>
-              <w:rPr>
-                <w:i/>
-              </w:rPr>
-            </w:pPr>
-            <w:r>
-              <w:rPr>
-                <w:i/>
-              </w:rPr>
-              <w:t>Подпишите каждый снимок.</w:t>
-            </w:r>
-          </w:p>
-        </w:tc>
-      </w:tr>
-    </w:tbl>
-    <w:p>
-      <w:pPr>
-        <w:rPr>
-          <w:b/>
-        </w:rPr>
-      </w:pPr>
-    </w:p>
-    <w:tbl>
-      <w:tblPr>
-        <w:tblStyle w:val="aa"/>
-        <w:tblW w:w="9643" w:type="dxa"/>
-        <w:tblInd w:w="0" w:type="dxa"/>
-        <w:tblBorders>
-          <w:top w:val="single" w:sz="8" w:space="0" w:color="000000"/>
-          <w:left w:val="single" w:sz="8" w:space="0" w:color="000000"/>
-          <w:bottom w:val="single" w:sz="8" w:space="0" w:color="000000"/>
-          <w:right w:val="single" w:sz="8" w:space="0" w:color="000000"/>
-          <w:insideH w:val="single" w:sz="8" w:space="0" w:color="000000"/>
-          <w:insideV w:val="single" w:sz="8" w:space="0" w:color="000000"/>
-        </w:tblBorders>
-        <w:tblLayout w:type="fixed"/>
-        <w:tblLook w:val="0600" w:firstRow="0" w:lastRow="0" w:firstColumn="0" w:lastColumn="0" w:noHBand="1" w:noVBand="1"/>
-      </w:tblPr>
-      <w:tblGrid>
-        <w:gridCol w:w="9643"/>
-      </w:tblGrid>
-      <w:tr>
-        <w:tc>
-          <w:tcPr>
-            <w:tcW w:w="9643" w:type="dxa"/>
-            <w:shd w:val="clear" w:color="auto" w:fill="auto"/>
-            <w:tcMar>
-              <w:top w:w="100" w:type="dxa"/>
-              <w:left w:w="100" w:type="dxa"/>
-              <w:bottom w:w="100" w:type="dxa"/>
-              <w:right w:w="100" w:type="dxa"/>
-            </w:tcMar>
-          </w:tcPr>
-          <w:p>
-            <w:pPr>
-              <w:widowControl w:val="0"/>
-              <w:spacing w:before="0" w:after="0" w:line="240" w:lineRule="auto"/>
-              <w:jc w:val="left"/>
-              <w:rPr>
-                <w:i/>
-              </w:rPr>
-            </w:pPr>
-            <w:r>
-              <w:rPr>
-                <w:i/>
-              </w:rPr>
-              <w:t>Прикрепите в окошке ниже снимки работы программы. Подпишите каждый снимок.</w:t>
-            </w:r>
-          </w:p>
-        </w:tc>
-      </w:tr>
-      <w:tr>
-        <w:tc>
-          <w:tcPr>
-            <w:tcW w:w="9643" w:type="dxa"/>
-            <w:shd w:val="clear" w:color="auto" w:fill="auto"/>
-            <w:tcMar>
-              <w:top w:w="100" w:type="dxa"/>
-              <w:left w:w="100" w:type="dxa"/>
-              <w:bottom w:w="100" w:type="dxa"/>
-              <w:right w:w="100" w:type="dxa"/>
-            </w:tcMar>
-          </w:tcPr>
-          <w:p>
-            <w:pPr>
-              <w:rPr>
-                <w:b/>
-              </w:rPr>
-            </w:pPr>
-          </w:p>
-        </w:tc>
-      </w:tr>
-    </w:tbl>
-    <w:p>
-      <w:pPr>
-        <w:rPr>
-          <w:b/>
-        </w:rPr>
-      </w:pPr>
     </w:p>
     <w:tbl>
       <w:tblPr>
@@ -2682,34 +2596,6 @@
           <w:p>
             <w:pPr>
               <w:rPr>
-                <w:i/>
-              </w:rPr>
-            </w:pPr>
-            <w:r>
-              <w:rPr>
-                <w:b/>
-                <w:i/>
-              </w:rPr>
-              <w:t>Образцы снимков:</w:t>
-            </w:r>
-          </w:p>
-        </w:tc>
-      </w:tr>
-      <w:tr>
-        <w:tc>
-          <w:tcPr>
-            <w:tcW w:w="9643" w:type="dxa"/>
-            <w:shd w:val="clear" w:color="auto" w:fill="auto"/>
-            <w:tcMar>
-              <w:top w:w="100" w:type="dxa"/>
-              <w:left w:w="100" w:type="dxa"/>
-              <w:bottom w:w="100" w:type="dxa"/>
-              <w:right w:w="100" w:type="dxa"/>
-            </w:tcMar>
-          </w:tcPr>
-          <w:p>
-            <w:pPr>
-              <w:rPr>
                 <w:b/>
                 <w:i/>
               </w:rPr>
@@ -2729,40 +2615,51 @@
             </w:pPr>
             <w:r>
               <w:rPr>
-                <w:rFonts w:ascii="Calibri" w:eastAsia="Calibri" w:hAnsi="Calibri" w:cs="Calibri"/>
+                <w:b/>
                 <w:noProof/>
-                <w:sz w:val="28"/>
-                <w:szCs w:val="28"/>
               </w:rPr>
               <w:drawing>
-                <wp:inline distT="114300" distB="114300" distL="114300" distR="114300" wp14:anchorId="277B888D" wp14:editId="493248B0">
-                  <wp:extent cx="5972175" cy="2336800"/>
-                  <wp:effectExtent l="0" t="0" r="0" b="0"/>
-                  <wp:docPr id="2" name="image5.png"/>
-                  <wp:cNvGraphicFramePr/>
+                <wp:inline distT="0" distB="0" distL="0" distR="0" wp14:anchorId="2164695C" wp14:editId="242ABE73">
+                  <wp:extent cx="5987415" cy="3275965"/>
+                  <wp:effectExtent l="0" t="0" r="0" b="635"/>
+                  <wp:docPr id="7" name="Рисунок 7"/>
+                  <wp:cNvGraphicFramePr>
+                    <a:graphicFrameLocks xmlns:a="http://schemas.openxmlformats.org/drawingml/2006/main" noChangeAspect="1"/>
+                  </wp:cNvGraphicFramePr>
                   <a:graphic xmlns:a="http://schemas.openxmlformats.org/drawingml/2006/main">
                     <a:graphicData uri="http://schemas.openxmlformats.org/drawingml/2006/picture">
                       <pic:pic xmlns:pic="http://schemas.openxmlformats.org/drawingml/2006/picture">
                         <pic:nvPicPr>
-                          <pic:cNvPr id="0" name="image5.png"/>
-                          <pic:cNvPicPr preferRelativeResize="0"/>
+                          <pic:cNvPr id="0" name="Picture 1"/>
+                          <pic:cNvPicPr>
+                            <a:picLocks noChangeAspect="1" noChangeArrowheads="1"/>
+                          </pic:cNvPicPr>
                         </pic:nvPicPr>
                         <pic:blipFill>
-                          <a:blip r:embed="rId11"/>
+                          <a:blip r:embed="rId11">
+                            <a:extLst>
+                              <a:ext uri="{28A0092B-C50C-407E-A947-70E740481C1C}">
+                                <a14:useLocalDpi xmlns:a14="http://schemas.microsoft.com/office/drawing/2010/main" val="0"/>
+                              </a:ext>
+                            </a:extLst>
+                          </a:blip>
                           <a:srcRect/>
                           <a:stretch>
                             <a:fillRect/>
                           </a:stretch>
                         </pic:blipFill>
-                        <pic:spPr>
+                        <pic:spPr bwMode="auto">
                           <a:xfrm>
                             <a:off x="0" y="0"/>
-                            <a:ext cx="5972175" cy="2336800"/>
+                            <a:ext cx="5987415" cy="3275965"/>
                           </a:xfrm>
                           <a:prstGeom prst="rect">
                             <a:avLst/>
                           </a:prstGeom>
-                          <a:ln/>
+                          <a:noFill/>
+                          <a:ln>
+                            <a:noFill/>
+                          </a:ln>
                         </pic:spPr>
                       </pic:pic>
                     </a:graphicData>
@@ -2772,6 +2669,8 @@
             </w:r>
           </w:p>
           <w:p/>
+          <w:p/>
+          <w:p/>
           <w:p>
             <w:r>
               <w:lastRenderedPageBreak/>
@@ -2784,34 +2683,47 @@
                 <w:noProof/>
               </w:rPr>
               <w:drawing>
-                <wp:inline distT="114300" distB="114300" distL="114300" distR="114300" wp14:anchorId="291B5C02" wp14:editId="19A58AED">
-                  <wp:extent cx="5972175" cy="1282700"/>
-                  <wp:effectExtent l="0" t="0" r="0" b="0"/>
-                  <wp:docPr id="4" name="image2.png"/>
-                  <wp:cNvGraphicFramePr/>
+                <wp:inline distT="0" distB="0" distL="0" distR="0" wp14:anchorId="4607A585" wp14:editId="355DC9DD">
+                  <wp:extent cx="5995035" cy="3283585"/>
+                  <wp:effectExtent l="0" t="0" r="5715" b="0"/>
+                  <wp:docPr id="8" name="Рисунок 8"/>
+                  <wp:cNvGraphicFramePr>
+                    <a:graphicFrameLocks xmlns:a="http://schemas.openxmlformats.org/drawingml/2006/main" noChangeAspect="1"/>
+                  </wp:cNvGraphicFramePr>
                   <a:graphic xmlns:a="http://schemas.openxmlformats.org/drawingml/2006/main">
                     <a:graphicData uri="http://schemas.openxmlformats.org/drawingml/2006/picture">
                       <pic:pic xmlns:pic="http://schemas.openxmlformats.org/drawingml/2006/picture">
                         <pic:nvPicPr>
-                          <pic:cNvPr id="0" name="image2.png"/>
-                          <pic:cNvPicPr preferRelativeResize="0"/>
+                          <pic:cNvPr id="0" name="Picture 2"/>
+                          <pic:cNvPicPr>
+                            <a:picLocks noChangeAspect="1" noChangeArrowheads="1"/>
+                          </pic:cNvPicPr>
                         </pic:nvPicPr>
                         <pic:blipFill>
-                          <a:blip r:embed="rId12"/>
+                          <a:blip r:embed="rId12">
+                            <a:extLst>
+                              <a:ext uri="{28A0092B-C50C-407E-A947-70E740481C1C}">
+                                <a14:useLocalDpi xmlns:a14="http://schemas.microsoft.com/office/drawing/2010/main" val="0"/>
+                              </a:ext>
+                            </a:extLst>
+                          </a:blip>
                           <a:srcRect/>
                           <a:stretch>
                             <a:fillRect/>
                           </a:stretch>
                         </pic:blipFill>
-                        <pic:spPr>
+                        <pic:spPr bwMode="auto">
                           <a:xfrm>
                             <a:off x="0" y="0"/>
-                            <a:ext cx="5972175" cy="1282700"/>
+                            <a:ext cx="5995035" cy="3283585"/>
                           </a:xfrm>
                           <a:prstGeom prst="rect">
                             <a:avLst/>
                           </a:prstGeom>
-                          <a:ln/>
+                          <a:noFill/>
+                          <a:ln>
+                            <a:noFill/>
+                          </a:ln>
                         </pic:spPr>
                       </pic:pic>
                     </a:graphicData>
@@ -2820,50 +2732,76 @@
               </w:drawing>
             </w:r>
           </w:p>
-          <w:p>
+          <w:p/>
+          <w:p>
+            <w:pPr>
+              <w:rPr>
+                <w:lang w:val="ru-RU"/>
+              </w:rPr>
+            </w:pPr>
             <w:r>
               <w:t>Рисунок 3. Запуск программы с указанием имени файла</w:t>
             </w:r>
-          </w:p>
-          <w:p>
-            <w:pPr>
-              <w:rPr>
-                <w:b/>
-              </w:rPr>
-            </w:pPr>
+            <w:r>
+              <w:rPr>
+                <w:lang w:val="ru-RU"/>
+              </w:rPr>
+              <w:t xml:space="preserve">, </w:t>
+            </w:r>
+            <w:r>
+              <w:rPr>
+                <w:lang w:val="ru-RU"/>
+              </w:rPr>
+              <w:t>в котором есть ошибке.</w:t>
+            </w:r>
+          </w:p>
+          <w:p>
             <w:r>
               <w:rPr>
                 <w:noProof/>
               </w:rPr>
               <w:drawing>
-                <wp:inline distT="114300" distB="114300" distL="114300" distR="114300" wp14:anchorId="7ECF6389" wp14:editId="752A7CDF">
-                  <wp:extent cx="5972175" cy="2908300"/>
+                <wp:inline distT="0" distB="0" distL="0" distR="0" wp14:anchorId="61C3B3D5" wp14:editId="2C7A41E4">
+                  <wp:extent cx="5987415" cy="3283585"/>
                   <wp:effectExtent l="0" t="0" r="0" b="0"/>
-                  <wp:docPr id="3" name="image4.png"/>
-                  <wp:cNvGraphicFramePr/>
+                  <wp:docPr id="10" name="Рисунок 10"/>
+                  <wp:cNvGraphicFramePr>
+                    <a:graphicFrameLocks xmlns:a="http://schemas.openxmlformats.org/drawingml/2006/main" noChangeAspect="1"/>
+                  </wp:cNvGraphicFramePr>
                   <a:graphic xmlns:a="http://schemas.openxmlformats.org/drawingml/2006/main">
                     <a:graphicData uri="http://schemas.openxmlformats.org/drawingml/2006/picture">
                       <pic:pic xmlns:pic="http://schemas.openxmlformats.org/drawingml/2006/picture">
                         <pic:nvPicPr>
-                          <pic:cNvPr id="0" name="image4.png"/>
-                          <pic:cNvPicPr preferRelativeResize="0"/>
+                          <pic:cNvPr id="0" name="Picture 4"/>
+                          <pic:cNvPicPr>
+                            <a:picLocks noChangeAspect="1" noChangeArrowheads="1"/>
+                          </pic:cNvPicPr>
                         </pic:nvPicPr>
                         <pic:blipFill>
-                          <a:blip r:embed="rId13"/>
+                          <a:blip r:embed="rId13">
+                            <a:extLst>
+                              <a:ext uri="{28A0092B-C50C-407E-A947-70E740481C1C}">
+                                <a14:useLocalDpi xmlns:a14="http://schemas.microsoft.com/office/drawing/2010/main" val="0"/>
+                              </a:ext>
+                            </a:extLst>
+                          </a:blip>
                           <a:srcRect/>
                           <a:stretch>
                             <a:fillRect/>
                           </a:stretch>
                         </pic:blipFill>
-                        <pic:spPr>
+                        <pic:spPr bwMode="auto">
                           <a:xfrm>
                             <a:off x="0" y="0"/>
-                            <a:ext cx="5972175" cy="2908300"/>
+                            <a:ext cx="5987415" cy="3283585"/>
                           </a:xfrm>
                           <a:prstGeom prst="rect">
                             <a:avLst/>
                           </a:prstGeom>
-                          <a:ln/>
+                          <a:noFill/>
+                          <a:ln>
+                            <a:noFill/>
+                          </a:ln>
                         </pic:spPr>
                       </pic:pic>
                     </a:graphicData>
@@ -2871,8 +2809,94 @@
                 </wp:inline>
               </w:drawing>
             </w:r>
+          </w:p>
+          <w:p>
             <w:r>
               <w:t xml:space="preserve"> </w:t>
+            </w:r>
+          </w:p>
+          <w:p/>
+          <w:p>
+            <w:r>
+              <w:lastRenderedPageBreak/>
+              <w:t xml:space="preserve">Рисунок </w:t>
+            </w:r>
+            <w:r>
+              <w:rPr>
+                <w:lang w:val="ru-RU"/>
+              </w:rPr>
+              <w:t>4</w:t>
+            </w:r>
+            <w:r>
+              <w:t>. Запуск программы с указанием имени файла</w:t>
+            </w:r>
+          </w:p>
+          <w:p>
+            <w:pPr>
+              <w:rPr>
+                <w:b/>
+                <w:lang w:val="ru-RU"/>
+              </w:rPr>
+            </w:pPr>
+            <w:r>
+              <w:rPr>
+                <w:noProof/>
+                <w:lang w:val="ru-RU"/>
+              </w:rPr>
+              <w:drawing>
+                <wp:inline distT="0" distB="0" distL="0" distR="0" wp14:anchorId="7AD06A9D" wp14:editId="299B897C">
+                  <wp:extent cx="5995035" cy="3260090"/>
+                  <wp:effectExtent l="0" t="0" r="5715" b="0"/>
+                  <wp:docPr id="11" name="Рисунок 11"/>
+                  <wp:cNvGraphicFramePr>
+                    <a:graphicFrameLocks xmlns:a="http://schemas.openxmlformats.org/drawingml/2006/main" noChangeAspect="1"/>
+                  </wp:cNvGraphicFramePr>
+                  <a:graphic xmlns:a="http://schemas.openxmlformats.org/drawingml/2006/main">
+                    <a:graphicData uri="http://schemas.openxmlformats.org/drawingml/2006/picture">
+                      <pic:pic xmlns:pic="http://schemas.openxmlformats.org/drawingml/2006/picture">
+                        <pic:nvPicPr>
+                          <pic:cNvPr id="0" name="Picture 5"/>
+                          <pic:cNvPicPr>
+                            <a:picLocks noChangeAspect="1" noChangeArrowheads="1"/>
+                          </pic:cNvPicPr>
+                        </pic:nvPicPr>
+                        <pic:blipFill>
+                          <a:blip r:embed="rId14">
+                            <a:extLst>
+                              <a:ext uri="{28A0092B-C50C-407E-A947-70E740481C1C}">
+                                <a14:useLocalDpi xmlns:a14="http://schemas.microsoft.com/office/drawing/2010/main" val="0"/>
+                              </a:ext>
+                            </a:extLst>
+                          </a:blip>
+                          <a:srcRect/>
+                          <a:stretch>
+                            <a:fillRect/>
+                          </a:stretch>
+                        </pic:blipFill>
+                        <pic:spPr bwMode="auto">
+                          <a:xfrm>
+                            <a:off x="0" y="0"/>
+                            <a:ext cx="5995035" cy="3260090"/>
+                          </a:xfrm>
+                          <a:prstGeom prst="rect">
+                            <a:avLst/>
+                          </a:prstGeom>
+                          <a:noFill/>
+                          <a:ln>
+                            <a:noFill/>
+                          </a:ln>
+                        </pic:spPr>
+                      </pic:pic>
+                    </a:graphicData>
+                  </a:graphic>
+                </wp:inline>
+              </w:drawing>
+            </w:r>
+            <w:r>
+              <w:rPr>
+                <w:lang w:val="ru-RU"/>
+              </w:rPr>
+              <w:t>.</w:t>
             </w:r>
           </w:p>
         </w:tc>
@@ -2886,15 +2910,24 @@
         <w:keepLines w:val="0"/>
         <w:spacing w:before="240" w:after="240" w:line="178" w:lineRule="auto"/>
       </w:pPr>
-      <w:bookmarkStart w:id="10" w:name="_heading=h.17dp8vu" w:colFirst="0" w:colLast="0"/>
-      <w:bookmarkEnd w:id="10"/>
+      <w:bookmarkStart w:id="9" w:name="_heading=h.17dp8vu" w:colFirst="0" w:colLast="0"/>
+      <w:bookmarkEnd w:id="9"/>
       <w:r>
         <w:rPr>
           <w:sz w:val="28"/>
           <w:szCs w:val="28"/>
         </w:rPr>
-        <w:t>Сборка программы утилитой make</w:t>
-      </w:r>
+        <w:t xml:space="preserve">Сборка программы утилитой </w:t>
+      </w:r>
+      <w:proofErr w:type="spellStart"/>
+      <w:r>
+        <w:rPr>
+          <w:sz w:val="28"/>
+          <w:szCs w:val="28"/>
+        </w:rPr>
+        <w:t>make</w:t>
+      </w:r>
+      <w:proofErr w:type="spellEnd"/>
       <w:r>
         <w:rPr>
           <w:rFonts w:ascii="IBM Plex Sans" w:eastAsia="IBM Plex Sans" w:hAnsi="IBM Plex Sans" w:cs="IBM Plex Sans"/>
@@ -2903,66 +2936,6 @@
         </w:rPr>
         <w:t xml:space="preserve"> </w:t>
       </w:r>
-    </w:p>
-    <w:tbl>
-      <w:tblPr>
-        <w:tblStyle w:val="ac"/>
-        <w:tblW w:w="9585" w:type="dxa"/>
-        <w:tblInd w:w="-3" w:type="dxa"/>
-        <w:tblBorders>
-          <w:top w:val="nil"/>
-          <w:left w:val="nil"/>
-          <w:bottom w:val="nil"/>
-          <w:right w:val="nil"/>
-          <w:insideH w:val="nil"/>
-          <w:insideV w:val="nil"/>
-        </w:tblBorders>
-        <w:tblLayout w:type="fixed"/>
-        <w:tblLook w:val="0400" w:firstRow="0" w:lastRow="0" w:firstColumn="0" w:lastColumn="0" w:noHBand="0" w:noVBand="1"/>
-      </w:tblPr>
-      <w:tblGrid>
-        <w:gridCol w:w="9585"/>
-      </w:tblGrid>
-      <w:tr>
-        <w:trPr>
-          <w:trHeight w:val="1132"/>
-        </w:trPr>
-        <w:tc>
-          <w:tcPr>
-            <w:tcW w:w="9585" w:type="dxa"/>
-            <w:shd w:val="clear" w:color="auto" w:fill="DCCDF3"/>
-          </w:tcPr>
-          <w:p>
-            <w:pPr>
-              <w:numPr>
-                <w:ilvl w:val="0"/>
-                <w:numId w:val="8"/>
-              </w:numPr>
-              <w:ind w:left="566" w:right="162" w:hanging="435"/>
-            </w:pPr>
-            <w:r>
-              <w:rPr>
-                <w:b/>
-                <w:i/>
-              </w:rPr>
-              <w:t>Инструкция по оформлению:</w:t>
-            </w:r>
-            <w:r>
-              <w:rPr>
-                <w:i/>
-              </w:rPr>
-              <w:t xml:space="preserve"> Прикрепите в окошке ниже снимок сборки программы утилитой make.</w:t>
-            </w:r>
-          </w:p>
-        </w:tc>
-      </w:tr>
-    </w:tbl>
-    <w:p>
-      <w:pPr>
-        <w:rPr>
-          <w:b/>
-        </w:rPr>
-      </w:pPr>
     </w:p>
     <w:tbl>
       <w:tblPr>
@@ -3007,140 +2980,101 @@
             <w:r>
               <w:rPr>
                 <w:i/>
-              </w:rPr>
-              <w:t>Прикрепите в окошке ниже снимок сборки программы утилитой make.</w:t>
-            </w:r>
-          </w:p>
-        </w:tc>
-      </w:tr>
-      <w:tr>
-        <w:tc>
-          <w:tcPr>
-            <w:tcW w:w="9643" w:type="dxa"/>
-            <w:shd w:val="clear" w:color="auto" w:fill="auto"/>
-            <w:tcMar>
-              <w:top w:w="100" w:type="dxa"/>
-              <w:left w:w="100" w:type="dxa"/>
-              <w:bottom w:w="100" w:type="dxa"/>
-              <w:right w:w="100" w:type="dxa"/>
-            </w:tcMar>
-          </w:tcPr>
-          <w:p>
-            <w:pPr>
-              <w:rPr>
-                <w:b/>
-              </w:rPr>
-            </w:pPr>
-          </w:p>
-        </w:tc>
-      </w:tr>
-    </w:tbl>
-    <w:p/>
-    <w:tbl>
-      <w:tblPr>
-        <w:tblStyle w:val="ae"/>
-        <w:tblW w:w="9643" w:type="dxa"/>
-        <w:tblInd w:w="0" w:type="dxa"/>
-        <w:tblBorders>
-          <w:top w:val="single" w:sz="8" w:space="0" w:color="000000"/>
-          <w:left w:val="single" w:sz="8" w:space="0" w:color="000000"/>
-          <w:bottom w:val="single" w:sz="8" w:space="0" w:color="000000"/>
-          <w:right w:val="single" w:sz="8" w:space="0" w:color="000000"/>
-          <w:insideH w:val="single" w:sz="8" w:space="0" w:color="000000"/>
-          <w:insideV w:val="single" w:sz="8" w:space="0" w:color="000000"/>
-        </w:tblBorders>
-        <w:tblLayout w:type="fixed"/>
-        <w:tblLook w:val="0600" w:firstRow="0" w:lastRow="0" w:firstColumn="0" w:lastColumn="0" w:noHBand="1" w:noVBand="1"/>
-      </w:tblPr>
-      <w:tblGrid>
-        <w:gridCol w:w="9643"/>
-      </w:tblGrid>
-      <w:tr>
-        <w:tc>
-          <w:tcPr>
-            <w:tcW w:w="9643" w:type="dxa"/>
-            <w:shd w:val="clear" w:color="auto" w:fill="auto"/>
-            <w:tcMar>
-              <w:top w:w="100" w:type="dxa"/>
-              <w:left w:w="100" w:type="dxa"/>
-              <w:bottom w:w="100" w:type="dxa"/>
-              <w:right w:w="100" w:type="dxa"/>
-            </w:tcMar>
-          </w:tcPr>
+                <w:lang w:val="ru-RU"/>
+              </w:rPr>
+              <w:t>Сборка программы с использование</w:t>
+            </w:r>
+            <w:r>
+              <w:rPr>
+                <w:i/>
+              </w:rPr>
+              <w:t xml:space="preserve"> </w:t>
+            </w:r>
+            <w:r>
+              <w:rPr>
+                <w:i/>
+                <w:lang w:val="en-US"/>
+              </w:rPr>
+              <w:t>mingw</w:t>
+            </w:r>
+            <w:r>
+              <w:rPr>
+                <w:i/>
+                <w:lang w:val="ru-RU"/>
+              </w:rPr>
+              <w:t>32-</w:t>
+            </w:r>
+            <w:proofErr w:type="spellStart"/>
+            <w:r>
+              <w:rPr>
+                <w:i/>
+              </w:rPr>
+              <w:t>make</w:t>
+            </w:r>
+            <w:proofErr w:type="spellEnd"/>
+            <w:r>
+              <w:rPr>
+                <w:i/>
+              </w:rPr>
+              <w:t>.</w:t>
+            </w:r>
+          </w:p>
           <w:p>
             <w:pPr>
               <w:widowControl w:val="0"/>
-              <w:pBdr>
-                <w:top w:val="nil"/>
-                <w:left w:val="nil"/>
-                <w:bottom w:val="nil"/>
-                <w:right w:val="nil"/>
-                <w:between w:val="nil"/>
-              </w:pBdr>
               <w:spacing w:before="0" w:after="0" w:line="240" w:lineRule="auto"/>
               <w:jc w:val="left"/>
               <w:rPr>
+                <w:i/>
+              </w:rPr>
+            </w:pPr>
+            <w:r>
+              <w:rPr>
                 <w:b/>
-                <w:i/>
-              </w:rPr>
-            </w:pPr>
-            <w:r>
-              <w:rPr>
-                <w:b/>
-                <w:i/>
-              </w:rPr>
-              <w:lastRenderedPageBreak/>
-              <w:t>Образец снимка:</w:t>
-            </w:r>
-          </w:p>
-        </w:tc>
-      </w:tr>
-      <w:tr>
-        <w:tc>
-          <w:tcPr>
-            <w:tcW w:w="9643" w:type="dxa"/>
-            <w:shd w:val="clear" w:color="auto" w:fill="auto"/>
-            <w:tcMar>
-              <w:top w:w="100" w:type="dxa"/>
-              <w:left w:w="100" w:type="dxa"/>
-              <w:bottom w:w="100" w:type="dxa"/>
-              <w:right w:w="100" w:type="dxa"/>
-            </w:tcMar>
-          </w:tcPr>
-          <w:p>
-            <w:r>
-              <w:rPr>
                 <w:noProof/>
               </w:rPr>
               <w:drawing>
-                <wp:inline distT="114300" distB="114300" distL="114300" distR="114300" wp14:anchorId="7A056BD2" wp14:editId="3D065E63">
-                  <wp:extent cx="5972175" cy="2755900"/>
+                <wp:inline distT="0" distB="0" distL="0" distR="0" wp14:anchorId="61C0E015" wp14:editId="3F6167EF">
+                  <wp:extent cx="5987415" cy="3300095"/>
                   <wp:effectExtent l="0" t="0" r="0" b="0"/>
-                  <wp:docPr id="5" name="image3.png"/>
-                  <wp:cNvGraphicFramePr/>
+                  <wp:docPr id="13" name="Рисунок 13"/>
+                  <wp:cNvGraphicFramePr>
+                    <a:graphicFrameLocks xmlns:a="http://schemas.openxmlformats.org/drawingml/2006/main" noChangeAspect="1"/>
+                  </wp:cNvGraphicFramePr>
                   <a:graphic xmlns:a="http://schemas.openxmlformats.org/drawingml/2006/main">
                     <a:graphicData uri="http://schemas.openxmlformats.org/drawingml/2006/picture">
                       <pic:pic xmlns:pic="http://schemas.openxmlformats.org/drawingml/2006/picture">
                         <pic:nvPicPr>
-                          <pic:cNvPr id="0" name="image3.png"/>
-                          <pic:cNvPicPr preferRelativeResize="0"/>
+                          <pic:cNvPr id="0" name="Picture 6"/>
+                          <pic:cNvPicPr>
+                            <a:picLocks noChangeAspect="1" noChangeArrowheads="1"/>
+                          </pic:cNvPicPr>
                         </pic:nvPicPr>
                         <pic:blipFill>
-                          <a:blip r:embed="rId14"/>
+                          <a:blip r:embed="rId15">
+                            <a:extLst>
+                              <a:ext uri="{28A0092B-C50C-407E-A947-70E740481C1C}">
+                                <a14:useLocalDpi xmlns:a14="http://schemas.microsoft.com/office/drawing/2010/main" val="0"/>
+                              </a:ext>
+                            </a:extLst>
+                          </a:blip>
                           <a:srcRect/>
                           <a:stretch>
                             <a:fillRect/>
                           </a:stretch>
                         </pic:blipFill>
-                        <pic:spPr>
+                        <pic:spPr bwMode="auto">
                           <a:xfrm>
                             <a:off x="0" y="0"/>
-                            <a:ext cx="5972175" cy="2755900"/>
+                            <a:ext cx="5987415" cy="3300095"/>
                           </a:xfrm>
                           <a:prstGeom prst="rect">
                             <a:avLst/>
                           </a:prstGeom>
-                          <a:ln/>
+                          <a:noFill/>
+                          <a:ln>
+                            <a:noFill/>
+                          </a:ln>
                         </pic:spPr>
                       </pic:pic>
                     </a:graphicData>
@@ -3152,12 +3086,6 @@
         </w:tc>
       </w:tr>
     </w:tbl>
-    <w:p/>
-    <w:p>
-      <w:pPr>
-        <w:spacing w:before="0" w:after="0"/>
-      </w:pPr>
-    </w:p>
     <w:p/>
     <w:sectPr>
       <w:pgSz w:w="11909" w:h="16834"/>
